--- a/backend/templates/GSSG-GS_300-003_Security_Permit.docx
+++ b/backend/templates/GSSG-GS_300-003_Security_Permit.docx
@@ -664,11 +664,12 @@
       </w:r>
     </w:p>
     <w:sectPr>
-      <w:headerReference w:type="default" r:id="rId8"/>
-      <w:footerReference w:type="even" r:id="rId9"/>
-      <w:footerReference w:type="default" r:id="rId10"/>
-      <w:headerReference w:type="first" r:id="rId11"/>
-      <w:footerReference w:type="first" r:id="rId12"/>
+      <w:headerReference w:type="even" r:id="rId8"/>
+      <w:headerReference w:type="default" r:id="rId9"/>
+      <w:footerReference w:type="even" r:id="rId10"/>
+      <w:footerReference w:type="default" r:id="rId11"/>
+      <w:headerReference w:type="first" r:id="rId12"/>
+      <w:footerReference w:type="first" r:id="rId13"/>
       <w:pgSz w:w="11906" w:h="16838"/>
       <w:pgMar w:top="720" w:right="720" w:bottom="720" w:left="709" w:header="708" w:footer="708" w:gutter="0"/>
       <w:cols w:space="708"/>
@@ -1242,7 +1243,7 @@
                               <w:rtl/>
                               <w:lang w:bidi="ar-AE"/>
                             </w:rPr>
-                            <w:t>‏13‏/08‏/2026</w:t>
+                            <w:t>‏13‏/10‏/2026</w:t>
                           </w:r>
                           <w:r>
                             <w:rPr>
@@ -1408,7 +1409,7 @@
                               <w:rtl/>
                               <w:lang w:bidi="ar-AE"/>
                             </w:rPr>
-                            <w:t>‏29‏ صفر‏، 1448</w:t>
+                            <w:t>‏02‏ جمادى الأولى‏، 1448</w:t>
                           </w:r>
                           <w:r>
                             <w:rPr>
@@ -1453,7 +1454,7 @@
                           <w:pPr>
                             <w:jc w:val="right"/>
                             <w:rPr>
-                              <w:rFonts w:cstheme="minorHAnsi" w:hint="cs"/>
+                              <w:rFonts w:cstheme="minorHAnsi"/>
                               <w:b/>
                               <w:bCs/>
                               <w:color w:val="000000" w:themeColor="text1"/>
@@ -1623,7 +1624,7 @@
                         <w:rtl/>
                         <w:lang w:bidi="ar-AE"/>
                       </w:rPr>
-                      <w:t>‏13‏/08‏/2026</w:t>
+                      <w:t>‏13‏/10‏/2026</w:t>
                     </w:r>
                     <w:r>
                       <w:rPr>
@@ -1789,7 +1790,7 @@
                         <w:rtl/>
                         <w:lang w:bidi="ar-AE"/>
                       </w:rPr>
-                      <w:t>‏29‏ صفر‏، 1448</w:t>
+                      <w:t>‏02‏ جمادى الأولى‏، 1448</w:t>
                     </w:r>
                     <w:r>
                       <w:rPr>
@@ -1834,7 +1835,7 @@
                     <w:pPr>
                       <w:jc w:val="right"/>
                       <w:rPr>
-                        <w:rFonts w:cstheme="minorHAnsi" w:hint="cs"/>
+                        <w:rFonts w:cstheme="minorHAnsi"/>
                         <w:b/>
                         <w:bCs/>
                         <w:color w:val="000000" w:themeColor="text1"/>
@@ -2459,6 +2460,16 @@
 
 <file path=word/header1.xml><?xml version="1.0" encoding="utf-8"?>
 <w:hdr xmlns:wpc="http://schemas.microsoft.com/office/word/2010/wordprocessingCanvas" xmlns:cx="http://schemas.microsoft.com/office/drawing/2014/chartex" xmlns:cx1="http://schemas.microsoft.com/office/drawing/2015/9/8/chartex" xmlns:cx2="http://schemas.microsoft.com/office/drawing/2015/10/21/chartex" xmlns:cx3="http://schemas.microsoft.com/office/drawing/2016/5/9/chartex" xmlns:cx4="http://schemas.microsoft.com/office/drawing/2016/5/10/chartex" xmlns:cx5="http://schemas.microsoft.com/office/drawing/2016/5/11/chartex" xmlns:cx6="http://schemas.microsoft.com/office/drawing/2016/5/12/chartex" xmlns:cx7="http://schemas.microsoft.com/office/drawing/2016/5/13/chartex" xmlns:cx8="http://schemas.microsoft.com/office/drawing/2016/5/14/chartex" xmlns:mc="http://schemas.openxmlformats.org/markup-compatibility/2006" xmlns:aink="http://schemas.microsoft.com/office/drawing/2016/ink" xmlns:am3d="http://schemas.microsoft.com/office/drawing/2017/model3d" xmlns:o="urn:schemas-microsoft-com:office:office" xmlns:oel="http://schemas.microsoft.com/office/2019/extlst" xmlns:r="http://schemas.openxmlformats.org/officeDocument/2006/relationships" xmlns:m="http://schemas.openxmlformats.org/officeDocument/2006/math" xmlns:v="urn:schemas-microsoft-com:vml" xmlns:wp14="http://schemas.microsoft.com/office/word/2010/wordprocessingDrawing" xmlns:wp="http://schemas.openxmlformats.org/drawingml/2006/wordprocessingDrawing" xmlns:w10="urn:schemas-microsoft-com:office:word" xmlns:w="http://schemas.openxmlformats.org/wordprocessingml/2006/main" xmlns:w14="http://schemas.microsoft.com/office/word/2010/wordml" xmlns:w15="http://schemas.microsoft.com/office/word/2012/wordml" xmlns:w16cex="http://schemas.microsoft.com/office/word/2018/wordml/cex" xmlns:w16cid="http://schemas.microsoft.com/office/word/2016/wordml/cid" xmlns:w16="http://schemas.microsoft.com/office/word/2018/wordml" xmlns:w16du="http://schemas.microsoft.com/office/word/2023/wordml/word16du" xmlns:w16sdtdh="http://schemas.microsoft.com/office/word/2020/wordml/sdtdatahash" xmlns:w16sdtfl="http://schemas.microsoft.com/office/word/2024/wordml/sdtformatlock" xmlns:w16se="http://schemas.microsoft.com/office/word/2015/wordml/symex" xmlns:wpg="http://schemas.microsoft.com/office/word/2010/wordprocessingGroup" xmlns:wpi="http://schemas.microsoft.com/office/word/2010/wordprocessingInk" xmlns:wne="http://schemas.microsoft.com/office/word/2006/wordml" xmlns:wps="http://schemas.microsoft.com/office/word/2010/wordprocessingShape" mc:Ignorable="w14 w15 w16se w16cid w16 w16cex w16sdtdh w16sdtfl w16du wp14">
+  <w:p>
+    <w:pPr>
+      <w:pStyle w:val="Header"/>
+    </w:pPr>
+  </w:p>
+</w:hdr>
+</file>
+
+<file path=word/header2.xml><?xml version="1.0" encoding="utf-8"?>
+<w:hdr xmlns:wpc="http://schemas.microsoft.com/office/word/2010/wordprocessingCanvas" xmlns:cx="http://schemas.microsoft.com/office/drawing/2014/chartex" xmlns:cx1="http://schemas.microsoft.com/office/drawing/2015/9/8/chartex" xmlns:cx2="http://schemas.microsoft.com/office/drawing/2015/10/21/chartex" xmlns:cx3="http://schemas.microsoft.com/office/drawing/2016/5/9/chartex" xmlns:cx4="http://schemas.microsoft.com/office/drawing/2016/5/10/chartex" xmlns:cx5="http://schemas.microsoft.com/office/drawing/2016/5/11/chartex" xmlns:cx6="http://schemas.microsoft.com/office/drawing/2016/5/12/chartex" xmlns:cx7="http://schemas.microsoft.com/office/drawing/2016/5/13/chartex" xmlns:cx8="http://schemas.microsoft.com/office/drawing/2016/5/14/chartex" xmlns:mc="http://schemas.openxmlformats.org/markup-compatibility/2006" xmlns:aink="http://schemas.microsoft.com/office/drawing/2016/ink" xmlns:am3d="http://schemas.microsoft.com/office/drawing/2017/model3d" xmlns:o="urn:schemas-microsoft-com:office:office" xmlns:oel="http://schemas.microsoft.com/office/2019/extlst" xmlns:r="http://schemas.openxmlformats.org/officeDocument/2006/relationships" xmlns:m="http://schemas.openxmlformats.org/officeDocument/2006/math" xmlns:v="urn:schemas-microsoft-com:vml" xmlns:wp14="http://schemas.microsoft.com/office/word/2010/wordprocessingDrawing" xmlns:wp="http://schemas.openxmlformats.org/drawingml/2006/wordprocessingDrawing" xmlns:w10="urn:schemas-microsoft-com:office:word" xmlns:w="http://schemas.openxmlformats.org/wordprocessingml/2006/main" xmlns:w14="http://schemas.microsoft.com/office/word/2010/wordml" xmlns:w15="http://schemas.microsoft.com/office/word/2012/wordml" xmlns:w16cex="http://schemas.microsoft.com/office/word/2018/wordml/cex" xmlns:w16cid="http://schemas.microsoft.com/office/word/2016/wordml/cid" xmlns:w16="http://schemas.microsoft.com/office/word/2018/wordml" xmlns:w16du="http://schemas.microsoft.com/office/word/2023/wordml/word16du" xmlns:w16sdtdh="http://schemas.microsoft.com/office/word/2020/wordml/sdtdatahash" xmlns:w16sdtfl="http://schemas.microsoft.com/office/word/2024/wordml/sdtformatlock" xmlns:w16se="http://schemas.microsoft.com/office/word/2015/wordml/symex" xmlns:wpg="http://schemas.microsoft.com/office/word/2010/wordprocessingGroup" xmlns:wpi="http://schemas.microsoft.com/office/word/2010/wordprocessingInk" xmlns:wne="http://schemas.microsoft.com/office/word/2006/wordml" xmlns:wps="http://schemas.microsoft.com/office/word/2010/wordprocessingShape" mc:Ignorable="w14 w15 w16se w16cid w16 w16cex w16sdtdh w16sdtfl w16du wp14">
   <w:tbl>
     <w:tblPr>
       <w:tblStyle w:val="TableGrid"/>
@@ -2866,7 +2877,7 @@
 </w:hdr>
 </file>
 
-<file path=word/header2.xml><?xml version="1.0" encoding="utf-8"?>
+<file path=word/header3.xml><?xml version="1.0" encoding="utf-8"?>
 <w:hdr xmlns:wpc="http://schemas.microsoft.com/office/word/2010/wordprocessingCanvas" xmlns:cx="http://schemas.microsoft.com/office/drawing/2014/chartex" xmlns:cx1="http://schemas.microsoft.com/office/drawing/2015/9/8/chartex" xmlns:cx2="http://schemas.microsoft.com/office/drawing/2015/10/21/chartex" xmlns:cx3="http://schemas.microsoft.com/office/drawing/2016/5/9/chartex" xmlns:cx4="http://schemas.microsoft.com/office/drawing/2016/5/10/chartex" xmlns:cx5="http://schemas.microsoft.com/office/drawing/2016/5/11/chartex" xmlns:cx6="http://schemas.microsoft.com/office/drawing/2016/5/12/chartex" xmlns:cx7="http://schemas.microsoft.com/office/drawing/2016/5/13/chartex" xmlns:cx8="http://schemas.microsoft.com/office/drawing/2016/5/14/chartex" xmlns:mc="http://schemas.openxmlformats.org/markup-compatibility/2006" xmlns:aink="http://schemas.microsoft.com/office/drawing/2016/ink" xmlns:am3d="http://schemas.microsoft.com/office/drawing/2017/model3d" xmlns:o="urn:schemas-microsoft-com:office:office" xmlns:oel="http://schemas.microsoft.com/office/2019/extlst" xmlns:r="http://schemas.openxmlformats.org/officeDocument/2006/relationships" xmlns:m="http://schemas.openxmlformats.org/officeDocument/2006/math" xmlns:v="urn:schemas-microsoft-com:vml" xmlns:wp14="http://schemas.microsoft.com/office/word/2010/wordprocessingDrawing" xmlns:wp="http://schemas.openxmlformats.org/drawingml/2006/wordprocessingDrawing" xmlns:w10="urn:schemas-microsoft-com:office:word" xmlns:w="http://schemas.openxmlformats.org/wordprocessingml/2006/main" xmlns:w14="http://schemas.microsoft.com/office/word/2010/wordml" xmlns:w15="http://schemas.microsoft.com/office/word/2012/wordml" xmlns:w16cex="http://schemas.microsoft.com/office/word/2018/wordml/cex" xmlns:w16cid="http://schemas.microsoft.com/office/word/2016/wordml/cid" xmlns:w16="http://schemas.microsoft.com/office/word/2018/wordml" xmlns:w16du="http://schemas.microsoft.com/office/word/2023/wordml/word16du" xmlns:w16sdtdh="http://schemas.microsoft.com/office/word/2020/wordml/sdtdatahash" xmlns:w16sdtfl="http://schemas.microsoft.com/office/word/2024/wordml/sdtformatlock" xmlns:w16se="http://schemas.microsoft.com/office/word/2015/wordml/symex" xmlns:wpg="http://schemas.microsoft.com/office/word/2010/wordprocessingGroup" xmlns:wpi="http://schemas.microsoft.com/office/word/2010/wordprocessingInk" xmlns:wne="http://schemas.microsoft.com/office/word/2006/wordml" xmlns:wps="http://schemas.microsoft.com/office/word/2010/wordprocessingShape" mc:Ignorable="w14 w15 w16se w16cid w16 w16cex w16sdtdh w16sdtfl w16du wp14">
   <w:tbl>
     <w:tblPr>
@@ -2914,66 +2925,6 @@
           </w:pPr>
           <w:bookmarkStart w:id="0" w:name="_Hlk118357222"/>
           <w:bookmarkStart w:id="1" w:name="_Hlk118357223"/>
-          <w:r>
-            <w:rPr>
-              <w:noProof/>
-            </w:rPr>
-            <w:drawing>
-              <wp:anchor distT="0" distB="0" distL="114300" distR="114300" simplePos="0" relativeHeight="251665408" behindDoc="1" locked="0" layoutInCell="1" allowOverlap="1" wp14:anchorId="2570AAD4" wp14:editId="71FA6759">
-                <wp:simplePos x="0" y="0"/>
-                <wp:positionH relativeFrom="column">
-                  <wp:posOffset>523164</wp:posOffset>
-                </wp:positionH>
-                <wp:positionV relativeFrom="paragraph">
-                  <wp:posOffset>-142342</wp:posOffset>
-                </wp:positionV>
-                <wp:extent cx="716889" cy="729335"/>
-                <wp:effectExtent l="0" t="0" r="7620" b="0"/>
-                <wp:wrapNone/>
-                <wp:docPr id="614770599" name="Picture 614770599" descr="Logo&#10;&#10;Description automatically generated"/>
-                <wp:cNvGraphicFramePr>
-                  <a:graphicFrameLocks xmlns:a="http://schemas.openxmlformats.org/drawingml/2006/main" noChangeAspect="1"/>
-                </wp:cNvGraphicFramePr>
-                <a:graphic xmlns:a="http://schemas.openxmlformats.org/drawingml/2006/main">
-                  <a:graphicData uri="http://schemas.openxmlformats.org/drawingml/2006/picture">
-                    <pic:pic xmlns:pic="http://schemas.openxmlformats.org/drawingml/2006/picture">
-                      <pic:nvPicPr>
-                        <pic:cNvPr id="1" name="Picture 1" descr="Logo&#10;&#10;Description automatically generated"/>
-                        <pic:cNvPicPr/>
-                      </pic:nvPicPr>
-                      <pic:blipFill>
-                        <a:blip r:embed="rId1">
-                          <a:extLst>
-                            <a:ext uri="{28A0092B-C50C-407E-A947-70E740481C1C}">
-                              <a14:useLocalDpi xmlns:a14="http://schemas.microsoft.com/office/drawing/2010/main" val="0"/>
-                            </a:ext>
-                          </a:extLst>
-                        </a:blip>
-                        <a:stretch>
-                          <a:fillRect/>
-                        </a:stretch>
-                      </pic:blipFill>
-                      <pic:spPr>
-                        <a:xfrm>
-                          <a:off x="0" y="0"/>
-                          <a:ext cx="719321" cy="731809"/>
-                        </a:xfrm>
-                        <a:prstGeom prst="rect">
-                          <a:avLst/>
-                        </a:prstGeom>
-                      </pic:spPr>
-                    </pic:pic>
-                  </a:graphicData>
-                </a:graphic>
-                <wp14:sizeRelH relativeFrom="margin">
-                  <wp14:pctWidth>0</wp14:pctWidth>
-                </wp14:sizeRelH>
-                <wp14:sizeRelV relativeFrom="margin">
-                  <wp14:pctHeight>0</wp14:pctHeight>
-                </wp14:sizeRelV>
-              </wp:anchor>
-            </w:drawing>
-          </w:r>
         </w:p>
       </w:tc>
       <w:tc>
@@ -2993,6 +2944,73 @@
             </w:tabs>
             <w:jc w:val="center"/>
           </w:pPr>
+          <w:r>
+            <w:rPr>
+              <w:noProof/>
+            </w:rPr>
+            <w:drawing>
+              <wp:anchor distT="0" distB="0" distL="114300" distR="114300" simplePos="0" relativeHeight="251673600" behindDoc="0" locked="0" layoutInCell="1" allowOverlap="1" wp14:anchorId="5019F50B" wp14:editId="48754DBA">
+                <wp:simplePos x="0" y="0"/>
+                <wp:positionH relativeFrom="column">
+                  <wp:posOffset>-1172845</wp:posOffset>
+                </wp:positionH>
+                <wp:positionV relativeFrom="paragraph">
+                  <wp:posOffset>-262890</wp:posOffset>
+                </wp:positionV>
+                <wp:extent cx="2317750" cy="772795"/>
+                <wp:effectExtent l="0" t="0" r="6350" b="0"/>
+                <wp:wrapNone/>
+                <wp:docPr id="1178898155" name="Picture 6"/>
+                <wp:cNvGraphicFramePr>
+                  <a:graphicFrameLocks xmlns:a="http://schemas.openxmlformats.org/drawingml/2006/main" noChangeAspect="1"/>
+                </wp:cNvGraphicFramePr>
+                <a:graphic xmlns:a="http://schemas.openxmlformats.org/drawingml/2006/main">
+                  <a:graphicData uri="http://schemas.openxmlformats.org/drawingml/2006/picture">
+                    <pic:pic xmlns:pic="http://schemas.openxmlformats.org/drawingml/2006/picture">
+                      <pic:nvPicPr>
+                        <pic:cNvPr id="0" name="Picture 1"/>
+                        <pic:cNvPicPr>
+                          <a:picLocks noChangeAspect="1" noChangeArrowheads="1"/>
+                        </pic:cNvPicPr>
+                      </pic:nvPicPr>
+                      <pic:blipFill>
+                        <a:blip r:embed="rId1">
+                          <a:extLst>
+                            <a:ext uri="{28A0092B-C50C-407E-A947-70E740481C1C}">
+                              <a14:useLocalDpi xmlns:a14="http://schemas.microsoft.com/office/drawing/2010/main" val="0"/>
+                            </a:ext>
+                          </a:extLst>
+                        </a:blip>
+                        <a:srcRect/>
+                        <a:stretch>
+                          <a:fillRect/>
+                        </a:stretch>
+                      </pic:blipFill>
+                      <pic:spPr bwMode="auto">
+                        <a:xfrm>
+                          <a:off x="0" y="0"/>
+                          <a:ext cx="2317750" cy="772795"/>
+                        </a:xfrm>
+                        <a:prstGeom prst="rect">
+                          <a:avLst/>
+                        </a:prstGeom>
+                        <a:noFill/>
+                        <a:ln>
+                          <a:noFill/>
+                        </a:ln>
+                      </pic:spPr>
+                    </pic:pic>
+                  </a:graphicData>
+                </a:graphic>
+                <wp14:sizeRelH relativeFrom="margin">
+                  <wp14:pctWidth>0</wp14:pctWidth>
+                </wp14:sizeRelH>
+                <wp14:sizeRelV relativeFrom="margin">
+                  <wp14:pctHeight>0</wp14:pctHeight>
+                </wp14:sizeRelV>
+              </wp:anchor>
+            </w:drawing>
+          </w:r>
         </w:p>
       </w:tc>
       <w:tc>
@@ -3013,7 +3031,7 @@
             <w:ind w:left="720"/>
             <w:jc w:val="center"/>
             <w:rPr>
-              <w:rFonts w:ascii="Tahoma" w:hAnsi="Tahoma" w:cs="Tahoma"/>
+              <w:rFonts w:cstheme="minorHAnsi"/>
               <w:b/>
               <w:bCs/>
               <w:color w:val="323E4F" w:themeColor="text2" w:themeShade="BF"/>
@@ -3024,7 +3042,7 @@
           </w:pPr>
           <w:r>
             <w:rPr>
-              <w:rFonts w:ascii="Tahoma" w:hAnsi="Tahoma" w:cs="Tahoma"/>
+              <w:rFonts w:cstheme="minorHAnsi"/>
               <w:b/>
               <w:bCs/>
               <w:color w:val="323E4F" w:themeColor="text2" w:themeShade="BF"/>
